--- a/examples/hello-table/fixtures/report.msoffice-flow-resaved.docx
+++ b/examples/hello-table/fixtures/report.msoffice-flow-resaved.docx
@@ -4,8 +4,8 @@
   <w:body>
     <w:sdt>
       <w:sdtPr>
-        <w:tag w:val="ox:flow-report-title"/>
-        <w:id w:val="2032760787"/>
+        <w:tag w:val="mleaf:flow-report-title"/>
+        <w:id w:val="-741876264"/>
       </w:sdtPr>
       <w:sdtContent>
         <w:p>
@@ -21,8 +21,8 @@
     <w:sdt>
       <w:sdtPr>
         <w:alias w:val="Linked: flow-source-table"/>
-        <w:tag w:val="ox:flow-report-table"/>
-        <w:id w:val="959457914"/>
+        <w:tag w:val="mleaf:flow-report-table"/>
+        <w:id w:val="40020389"/>
         <w:lock w:val="contentLocked"/>
       </w:sdtPr>
       <w:sdtEndPr>
@@ -167,8 +167,8 @@
     </w:sdt>
     <w:sdt>
       <w:sdtPr>
-        <w:tag w:val="ox:flow-report-table#caption"/>
-        <w:id w:val="-766609858"/>
+        <w:tag w:val="mleaf:flow-report-table#caption"/>
+        <w:id w:val="1908498471"/>
       </w:sdtPr>
       <w:sdtContent>
         <w:p>
@@ -183,8 +183,8 @@
     </w:sdt>
     <w:sdt>
       <w:sdtPr>
-        <w:tag w:val="ox:flow-report-chart"/>
-        <w:id w:val="1895542271"/>
+        <w:tag w:val="mleaf:flow-report-chart"/>
+        <w:id w:val="537793603"/>
       </w:sdtPr>
       <w:sdtContent>
         <w:p>
@@ -193,7 +193,7 @@
               <w:noProof/>
             </w:rPr>
             <w:drawing>
-              <wp:inline distT="0" distB="0" distL="0" distR="0" wp14:anchorId="32F05587" wp14:editId="490DDF2E">
+              <wp:inline distT="0" distB="0" distL="0" distR="0" wp14:anchorId="3895069D" wp14:editId="482B7F84">
                 <wp:extent cx="5842000" cy="3081655"/>
                 <wp:effectExtent l="0" t="0" r="0" b="0"/>
                 <wp:docPr id="1" name="Picture 1" descr="Workbook chart"/>
